--- a/teaching-materials/vcd-vce/word/typography-handout.docx
+++ b/teaching-materials/vcd-vce/word/typography-handout.docx
@@ -7,6 +7,9 @@
         <w:pStyle w:val="Title"/>
       </w:pPr>
       <w:r>
+        <w:rPr>
+          <w:color w:val="1F3A5F"/>
+        </w:rPr>
         <w:t>Typography</w:t>
       </w:r>
     </w:p>
@@ -19,18 +22,13 @@
       </w:r>
     </w:p>
     <w:p>
-      <w:r>
-        <w:rPr>
-          <w:b w:val="0"/>
-        </w:rPr>
-        <w:t>VCAA-VCD-TYPE1</w:t>
-      </w:r>
-    </w:p>
-    <w:p>
       <w:pPr>
         <w:pStyle w:val="Heading1"/>
       </w:pPr>
       <w:r>
+        <w:rPr>
+          <w:color w:val="1F3A5F"/>
+        </w:rPr>
         <w:t>1. Anatomy of a Letterform</w:t>
       </w:r>
     </w:p>
@@ -223,6 +221,9 @@
         <w:pStyle w:val="Heading1"/>
       </w:pPr>
       <w:r>
+        <w:rPr>
+          <w:color w:val="1F3A5F"/>
+        </w:rPr>
         <w:t>2. Typeface Classifications</w:t>
       </w:r>
     </w:p>
@@ -239,6 +240,9 @@
         <w:pStyle w:val="Heading3"/>
       </w:pPr>
       <w:r>
+        <w:rPr>
+          <w:color w:val="1F3A5F"/>
+        </w:rPr>
         <w:t>Serif</w:t>
       </w:r>
     </w:p>
@@ -285,6 +289,9 @@
         <w:pStyle w:val="Heading3"/>
       </w:pPr>
       <w:r>
+        <w:rPr>
+          <w:color w:val="1F3A5F"/>
+        </w:rPr>
         <w:t>Sans-Serif</w:t>
       </w:r>
     </w:p>
@@ -331,6 +338,9 @@
         <w:pStyle w:val="Heading3"/>
       </w:pPr>
       <w:r>
+        <w:rPr>
+          <w:color w:val="1F3A5F"/>
+        </w:rPr>
         <w:t>Script / Decorative</w:t>
       </w:r>
     </w:p>
@@ -377,6 +387,9 @@
         <w:pStyle w:val="Heading3"/>
       </w:pPr>
       <w:r>
+        <w:rPr>
+          <w:color w:val="1F3A5F"/>
+        </w:rPr>
         <w:t>Monospaced</w:t>
       </w:r>
     </w:p>
@@ -415,6 +428,9 @@
         <w:pStyle w:val="Heading1"/>
       </w:pPr>
       <w:r>
+        <w:rPr>
+          <w:color w:val="1F3A5F"/>
+        </w:rPr>
         <w:t>3. Spacing: Kerning · Tracking · Leading</w:t>
       </w:r>
     </w:p>
@@ -423,6 +439,9 @@
         <w:pStyle w:val="Heading3"/>
       </w:pPr>
       <w:r>
+        <w:rPr>
+          <w:color w:val="1F3A5F"/>
+        </w:rPr>
         <w:t>Kerning</w:t>
       </w:r>
     </w:p>
@@ -495,6 +514,9 @@
         <w:pStyle w:val="Heading3"/>
       </w:pPr>
       <w:r>
+        <w:rPr>
+          <w:color w:val="1F3A5F"/>
+        </w:rPr>
         <w:t>Tracking</w:t>
       </w:r>
     </w:p>
@@ -555,6 +577,9 @@
         <w:pStyle w:val="Heading3"/>
       </w:pPr>
       <w:r>
+        <w:rPr>
+          <w:color w:val="1F3A5F"/>
+        </w:rPr>
         <w:t>Leading</w:t>
       </w:r>
     </w:p>
@@ -617,6 +642,9 @@
         <w:pStyle w:val="Heading1"/>
       </w:pPr>
       <w:r>
+        <w:rPr>
+          <w:color w:val="1F3A5F"/>
+        </w:rPr>
         <w:t>4. Typographic Hierarchy &amp; Exam Technique</w:t>
       </w:r>
     </w:p>
@@ -630,7 +658,7 @@
     </w:p>
     <w:tbl>
       <w:tblPr>
-        <w:tblStyle w:val="TableGrid"/>
+        <w:tblStyle w:val="LightGrid-Accent1"/>
         <w:tblW w:type="auto" w:w="0"/>
         <w:jc w:val="center"/>
         <w:tblLook w:firstColumn="1" w:firstRow="1" w:lastColumn="0" w:lastRow="0" w:noHBand="0" w:noVBand="1" w:val="04A0"/>
@@ -643,7 +671,7 @@
         <w:tc>
           <w:tcPr>
             <w:tcW w:type="dxa" w:w="4986"/>
-            <w:shd w:val="clear" w:color="auto" w:fill="4C1D95"/>
+            <w:shd w:val="clear" w:color="auto" w:fill="1F3A5F"/>
           </w:tcPr>
           <w:p>
             <w:r>
@@ -658,7 +686,7 @@
         <w:tc>
           <w:tcPr>
             <w:tcW w:type="dxa" w:w="4986"/>
-            <w:shd w:val="clear" w:color="auto" w:fill="4C1D95"/>
+            <w:shd w:val="clear" w:color="auto" w:fill="1F3A5F"/>
           </w:tcPr>
           <w:p>
             <w:r>
@@ -973,20 +1001,8 @@
         <w:t xml:space="preserve"> "The [serif/sans-serif] typeface used for [element] communicates [tone/quality] to the viewer, while the [size/weight/tracking] establishes typographic hierarchy by signalling that [this element] has greater visual priority than [other elements]."</w:t>
       </w:r>
     </w:p>
-    <w:p>
-      <w:pPr>
-        <w:jc w:val="center"/>
-      </w:pPr>
-      <w:r>
-        <w:rPr>
-          <w:i/>
-          <w:color w:val="999999"/>
-          <w:sz w:val="16"/>
-        </w:rPr>
-        <w:t>VCE Visual Communication Design · Unit 1 AOS 1 · Typography · VCAA 2024 Study Design</w:t>
-      </w:r>
-    </w:p>
     <w:sectPr>
+      <w:footerReference w:type="default" r:id="rId9"/>
       <w:pgSz w:w="12240" w:h="15840"/>
       <w:pgMar w:top="1440" w:right="1134" w:bottom="1440" w:left="1134" w:header="720" w:footer="720" w:gutter="0"/>
       <w:cols w:space="720"/>
@@ -994,6 +1010,33 @@
     </w:sectPr>
   </w:body>
 </w:document>
+</file>
+
+<file path=word/footer1.xml><?xml version="1.0" encoding="utf-8"?>
+<w:ftr xmlns:m="http://schemas.openxmlformats.org/officeDocument/2006/math" xmlns:mc="http://schemas.openxmlformats.org/markup-compatibility/2006" xmlns:mo="http://schemas.microsoft.com/office/mac/office/2008/main" xmlns:mv="urn:schemas-microsoft-com:mac:vml" xmlns:o="urn:schemas-microsoft-com:office:office" xmlns:r="http://schemas.openxmlformats.org/officeDocument/2006/relationships" xmlns:v="urn:schemas-microsoft-com:vml" xmlns:w10="urn:schemas-microsoft-com:office:word" xmlns:w14="http://schemas.microsoft.com/office/word/2010/wordml" xmlns:w="http://schemas.openxmlformats.org/wordprocessingml/2006/main" xmlns:wne="http://schemas.microsoft.com/office/word/2006/wordml" xmlns:wp14="http://schemas.microsoft.com/office/word/2010/wordprocessingDrawing" xmlns:wp="http://schemas.openxmlformats.org/drawingml/2006/wordprocessingDrawing" xmlns:wpc="http://schemas.microsoft.com/office/word/2010/wordprocessingCanvas" xmlns:wpg="http://schemas.microsoft.com/office/word/2010/wordprocessingGroup" xmlns:wpi="http://schemas.microsoft.com/office/word/2010/wordprocessingInk" xmlns:wps="http://schemas.microsoft.com/office/word/2010/wordprocessingShape" mc:Ignorable="w14 wp14">
+  <w:p>
+    <w:pPr>
+      <w:pStyle w:val="Footer"/>
+      <w:jc w:val="center"/>
+    </w:pPr>
+    <w:r>
+      <w:rPr>
+        <w:color w:val="999999"/>
+        <w:sz w:val="16"/>
+      </w:rPr>
+      <w:t xml:space="preserve">VCE VCD — Typography  |  Page </w:t>
+    </w:r>
+    <w:r>
+      <w:rPr>
+        <w:color w:val="999999"/>
+        <w:sz w:val="16"/>
+      </w:rPr>
+      <w:fldChar w:fldCharType="begin"/>
+      <w:instrText xml:space="preserve">PAGE</w:instrText>
+      <w:fldChar w:fldCharType="end"/>
+    </w:r>
+  </w:p>
+</w:ftr>
 </file>
 
 <file path=word/numbering.xml><?xml version="1.0" encoding="utf-8"?>
@@ -1426,7 +1469,7 @@
       <w:rFonts w:asciiTheme="majorHAnsi" w:eastAsiaTheme="majorEastAsia" w:hAnsiTheme="majorHAnsi" w:cstheme="majorBidi"/>
       <w:b/>
       <w:bCs/>
-      <w:color w:val="365F91" w:themeColor="accent1" w:themeShade="BF"/>
+      <w:color w:val="1F3A5F"/>
       <w:sz w:val="28"/>
       <w:szCs w:val="28"/>
     </w:rPr>
@@ -1450,7 +1493,7 @@
       <w:rFonts w:asciiTheme="majorHAnsi" w:eastAsiaTheme="majorEastAsia" w:hAnsiTheme="majorHAnsi" w:cstheme="majorBidi"/>
       <w:b/>
       <w:bCs/>
-      <w:color w:val="4F81BD" w:themeColor="accent1"/>
+      <w:color w:val="1F3A5F"/>
       <w:sz w:val="26"/>
       <w:szCs w:val="26"/>
     </w:rPr>
@@ -1474,7 +1517,7 @@
       <w:rFonts w:asciiTheme="majorHAnsi" w:eastAsiaTheme="majorEastAsia" w:hAnsiTheme="majorHAnsi" w:cstheme="majorBidi"/>
       <w:b/>
       <w:bCs/>
-      <w:color w:val="4F81BD" w:themeColor="accent1"/>
+      <w:color w:val="1F3A5F"/>
     </w:rPr>
   </w:style>
   <w:style w:type="paragraph" w:styleId="Heading4">
@@ -1499,7 +1542,7 @@
       <w:bCs/>
       <w:i/>
       <w:iCs/>
-      <w:color w:val="4F81BD" w:themeColor="accent1"/>
+      <w:color w:val="1F3A5F"/>
     </w:rPr>
   </w:style>
   <w:style w:type="paragraph" w:styleId="Heading5">
@@ -1713,7 +1756,7 @@
     </w:pPr>
     <w:rPr>
       <w:rFonts w:asciiTheme="majorHAnsi" w:eastAsiaTheme="majorEastAsia" w:hAnsiTheme="majorHAnsi" w:cstheme="majorBidi"/>
-      <w:color w:val="17365D" w:themeColor="text2" w:themeShade="BF"/>
+      <w:color w:val="1F3A5F"/>
       <w:spacing w:val="5"/>
       <w:kern w:val="28"/>
       <w:sz w:val="52"/>
